--- a/BE/Backend SB & MS.docx
+++ b/BE/Backend SB & MS.docx
@@ -1567,6 +1567,7 @@
             <w:insideH w:val="none" w:color="auto" w:sz="0" w:space="0"/>
             <w:insideV w:val="none" w:color="auto" w:sz="0" w:space="0"/>
           </w:tblBorders>
+          <w:shd w:val="clear" w:color="auto" w:fill="auto"/>
           <w:tblCellMar>
             <w:top w:w="15" w:type="dxa"/>
             <w:left w:w="15" w:type="dxa"/>
@@ -1651,6 +1652,7 @@
             <w:insideH w:val="none" w:color="auto" w:sz="0" w:space="0"/>
             <w:insideV w:val="none" w:color="auto" w:sz="0" w:space="0"/>
           </w:tblBorders>
+          <w:shd w:val="clear" w:color="auto" w:fill="auto"/>
           <w:tblCellMar>
             <w:top w:w="15" w:type="dxa"/>
             <w:left w:w="15" w:type="dxa"/>
@@ -1820,6 +1822,7 @@
             <w:insideH w:val="none" w:color="auto" w:sz="0" w:space="0"/>
             <w:insideV w:val="none" w:color="auto" w:sz="0" w:space="0"/>
           </w:tblBorders>
+          <w:shd w:val="clear" w:color="auto" w:fill="auto"/>
           <w:tblCellMar>
             <w:top w:w="15" w:type="dxa"/>
             <w:left w:w="15" w:type="dxa"/>
@@ -1904,6 +1907,7 @@
             <w:insideH w:val="none" w:color="auto" w:sz="0" w:space="0"/>
             <w:insideV w:val="none" w:color="auto" w:sz="0" w:space="0"/>
           </w:tblBorders>
+          <w:shd w:val="clear" w:color="auto" w:fill="auto"/>
           <w:tblCellMar>
             <w:top w:w="15" w:type="dxa"/>
             <w:left w:w="15" w:type="dxa"/>
@@ -2136,6 +2140,7 @@
             <w:insideH w:val="none" w:color="auto" w:sz="0" w:space="0"/>
             <w:insideV w:val="none" w:color="auto" w:sz="0" w:space="0"/>
           </w:tblBorders>
+          <w:shd w:val="clear" w:color="auto" w:fill="auto"/>
           <w:tblCellMar>
             <w:top w:w="15" w:type="dxa"/>
             <w:left w:w="15" w:type="dxa"/>
@@ -2560,6 +2565,7 @@
             <w:insideH w:val="none" w:color="auto" w:sz="0" w:space="0"/>
             <w:insideV w:val="none" w:color="auto" w:sz="0" w:space="0"/>
           </w:tblBorders>
+          <w:shd w:val="clear" w:color="auto" w:fill="auto"/>
           <w:tblCellMar>
             <w:top w:w="15" w:type="dxa"/>
             <w:left w:w="15" w:type="dxa"/>
@@ -2644,6 +2650,7 @@
             <w:insideH w:val="none" w:color="auto" w:sz="0" w:space="0"/>
             <w:insideV w:val="none" w:color="auto" w:sz="0" w:space="0"/>
           </w:tblBorders>
+          <w:shd w:val="clear" w:color="auto" w:fill="auto"/>
           <w:tblCellMar>
             <w:top w:w="15" w:type="dxa"/>
             <w:left w:w="15" w:type="dxa"/>
@@ -2728,6 +2735,7 @@
             <w:insideH w:val="none" w:color="auto" w:sz="0" w:space="0"/>
             <w:insideV w:val="none" w:color="auto" w:sz="0" w:space="0"/>
           </w:tblBorders>
+          <w:shd w:val="clear" w:color="auto" w:fill="auto"/>
           <w:tblCellMar>
             <w:top w:w="15" w:type="dxa"/>
             <w:left w:w="15" w:type="dxa"/>
@@ -2812,6 +2820,7 @@
             <w:insideH w:val="none" w:color="auto" w:sz="0" w:space="0"/>
             <w:insideV w:val="none" w:color="auto" w:sz="0" w:space="0"/>
           </w:tblBorders>
+          <w:shd w:val="clear" w:color="auto" w:fill="auto"/>
           <w:tblCellMar>
             <w:top w:w="15" w:type="dxa"/>
             <w:left w:w="15" w:type="dxa"/>
@@ -2886,6 +2895,7 @@
             <w:insideH w:val="none" w:color="auto" w:sz="0" w:space="0"/>
             <w:insideV w:val="none" w:color="auto" w:sz="0" w:space="0"/>
           </w:tblBorders>
+          <w:shd w:val="clear" w:color="auto" w:fill="auto"/>
           <w:tblCellMar>
             <w:top w:w="15" w:type="dxa"/>
             <w:left w:w="15" w:type="dxa"/>
@@ -5173,7 +5183,6 @@
             <w:insideH w:val="none" w:color="auto" w:sz="0" w:space="0"/>
             <w:insideV w:val="none" w:color="auto" w:sz="0" w:space="0"/>
           </w:tblBorders>
-          <w:shd w:val="clear" w:color="auto" w:fill="auto"/>
           <w:tblCellMar>
             <w:top w:w="15" w:type="dxa"/>
             <w:left w:w="15" w:type="dxa"/>
@@ -5429,6 +5438,7 @@
             <w:insideH w:val="none" w:color="auto" w:sz="0" w:space="0"/>
             <w:insideV w:val="none" w:color="auto" w:sz="0" w:space="0"/>
           </w:tblBorders>
+          <w:shd w:val="clear" w:color="auto" w:fill="auto"/>
           <w:tblCellMar>
             <w:top w:w="15" w:type="dxa"/>
             <w:left w:w="15" w:type="dxa"/>
@@ -5556,7 +5566,6 @@
             <w:insideH w:val="none" w:color="auto" w:sz="0" w:space="0"/>
             <w:insideV w:val="none" w:color="auto" w:sz="0" w:space="0"/>
           </w:tblBorders>
-          <w:shd w:val="clear" w:color="auto" w:fill="auto"/>
           <w:tblCellMar>
             <w:top w:w="15" w:type="dxa"/>
             <w:left w:w="15" w:type="dxa"/>
@@ -5812,7 +5821,6 @@
             <w:insideH w:val="none" w:color="auto" w:sz="0" w:space="0"/>
             <w:insideV w:val="none" w:color="auto" w:sz="0" w:space="0"/>
           </w:tblBorders>
-          <w:shd w:val="clear" w:color="auto" w:fill="auto"/>
           <w:tblCellMar>
             <w:top w:w="15" w:type="dxa"/>
             <w:left w:w="15" w:type="dxa"/>
@@ -6334,6 +6342,7 @@
             <w:insideH w:val="none" w:color="auto" w:sz="0" w:space="0"/>
             <w:insideV w:val="none" w:color="auto" w:sz="0" w:space="0"/>
           </w:tblBorders>
+          <w:shd w:val="clear" w:color="auto" w:fill="auto"/>
           <w:tblCellMar>
             <w:top w:w="15" w:type="dxa"/>
             <w:left w:w="15" w:type="dxa"/>
@@ -6844,6 +6853,7 @@
             <w:insideH w:val="none" w:color="auto" w:sz="0" w:space="0"/>
             <w:insideV w:val="none" w:color="auto" w:sz="0" w:space="0"/>
           </w:tblBorders>
+          <w:shd w:val="clear" w:color="auto" w:fill="auto"/>
           <w:tblCellMar>
             <w:top w:w="15" w:type="dxa"/>
             <w:left w:w="15" w:type="dxa"/>
@@ -7119,6 +7129,7 @@
             <w:insideH w:val="none" w:color="auto" w:sz="0" w:space="0"/>
             <w:insideV w:val="none" w:color="auto" w:sz="0" w:space="0"/>
           </w:tblBorders>
+          <w:shd w:val="clear" w:color="auto" w:fill="auto"/>
           <w:tblCellMar>
             <w:top w:w="15" w:type="dxa"/>
             <w:left w:w="15" w:type="dxa"/>
@@ -7450,7 +7461,12 @@
             <w:insideH w:val="none" w:color="auto" w:sz="0" w:space="0"/>
             <w:insideV w:val="none" w:color="auto" w:sz="0" w:space="0"/>
           </w:tblBorders>
-          <w:shd w:val="clear" w:color="auto" w:fill="auto"/>
+          <w:tblCellMar>
+            <w:top w:w="15" w:type="dxa"/>
+            <w:left w:w="15" w:type="dxa"/>
+            <w:bottom w:w="15" w:type="dxa"/>
+            <w:right w:w="15" w:type="dxa"/>
+          </w:tblCellMar>
         </w:tblPrEx>
         <w:trPr>
           <w:tblHeader/>
@@ -7616,7 +7632,6 @@
             <w:insideH w:val="none" w:color="auto" w:sz="0" w:space="0"/>
             <w:insideV w:val="none" w:color="auto" w:sz="0" w:space="0"/>
           </w:tblBorders>
-          <w:shd w:val="clear" w:color="auto" w:fill="auto"/>
           <w:tblCellMar>
             <w:top w:w="15" w:type="dxa"/>
             <w:left w:w="15" w:type="dxa"/>
@@ -7691,6 +7706,7 @@
             <w:insideH w:val="none" w:color="auto" w:sz="0" w:space="0"/>
             <w:insideV w:val="none" w:color="auto" w:sz="0" w:space="0"/>
           </w:tblBorders>
+          <w:shd w:val="clear" w:color="auto" w:fill="auto"/>
           <w:tblCellMar>
             <w:top w:w="15" w:type="dxa"/>
             <w:left w:w="15" w:type="dxa"/>
@@ -7765,7 +7781,6 @@
             <w:insideH w:val="none" w:color="auto" w:sz="0" w:space="0"/>
             <w:insideV w:val="none" w:color="auto" w:sz="0" w:space="0"/>
           </w:tblBorders>
-          <w:shd w:val="clear" w:color="auto" w:fill="auto"/>
           <w:tblCellMar>
             <w:top w:w="15" w:type="dxa"/>
             <w:left w:w="15" w:type="dxa"/>
@@ -7840,7 +7855,6 @@
             <w:insideH w:val="none" w:color="auto" w:sz="0" w:space="0"/>
             <w:insideV w:val="none" w:color="auto" w:sz="0" w:space="0"/>
           </w:tblBorders>
-          <w:shd w:val="clear" w:color="auto" w:fill="auto"/>
           <w:tblCellMar>
             <w:top w:w="15" w:type="dxa"/>
             <w:left w:w="15" w:type="dxa"/>
@@ -7915,7 +7929,6 @@
             <w:insideH w:val="none" w:color="auto" w:sz="0" w:space="0"/>
             <w:insideV w:val="none" w:color="auto" w:sz="0" w:space="0"/>
           </w:tblBorders>
-          <w:shd w:val="clear" w:color="auto" w:fill="auto"/>
           <w:tblCellMar>
             <w:top w:w="15" w:type="dxa"/>
             <w:left w:w="15" w:type="dxa"/>
@@ -25924,12 +25937,7 @@
             <w:insideH w:val="none" w:color="auto" w:sz="0" w:space="0"/>
             <w:insideV w:val="none" w:color="auto" w:sz="0" w:space="0"/>
           </w:tblBorders>
-          <w:tblCellMar>
-            <w:top w:w="15" w:type="dxa"/>
-            <w:left w:w="15" w:type="dxa"/>
-            <w:bottom w:w="15" w:type="dxa"/>
-            <w:right w:w="15" w:type="dxa"/>
-          </w:tblCellMar>
+          <w:shd w:val="clear" w:color="auto" w:fill="auto"/>
         </w:tblPrEx>
         <w:trPr>
           <w:tblHeader/>
@@ -26089,6 +26097,7 @@
             <w:insideH w:val="none" w:color="auto" w:sz="0" w:space="0"/>
             <w:insideV w:val="none" w:color="auto" w:sz="0" w:space="0"/>
           </w:tblBorders>
+          <w:shd w:val="clear" w:color="auto" w:fill="auto"/>
           <w:tblCellMar>
             <w:top w:w="15" w:type="dxa"/>
             <w:left w:w="15" w:type="dxa"/>
@@ -26215,6 +26224,7 @@
             <w:insideH w:val="none" w:color="auto" w:sz="0" w:space="0"/>
             <w:insideV w:val="none" w:color="auto" w:sz="0" w:space="0"/>
           </w:tblBorders>
+          <w:shd w:val="clear" w:color="auto" w:fill="auto"/>
           <w:tblCellMar>
             <w:top w:w="15" w:type="dxa"/>
             <w:left w:w="15" w:type="dxa"/>
@@ -26341,6 +26351,7 @@
             <w:insideH w:val="none" w:color="auto" w:sz="0" w:space="0"/>
             <w:insideV w:val="none" w:color="auto" w:sz="0" w:space="0"/>
           </w:tblBorders>
+          <w:shd w:val="clear" w:color="auto" w:fill="auto"/>
           <w:tblCellMar>
             <w:top w:w="15" w:type="dxa"/>
             <w:left w:w="15" w:type="dxa"/>
@@ -26634,6 +26645,7 @@
     <w:p>
       <w:pPr>
         <w:numPr>
+          <w:ilvl w:val="0"/>
           <w:numId w:val="0"/>
         </w:numPr>
         <w:outlineLvl w:val="9"/>
@@ -26648,6 +26660,155 @@
           <w:lang w:val="en-US"/>
         </w:rPr>
         <w:t>Ans: Both synchronized and ReentrantLock provide thread synchronization and ensure that only one thread accesses a critical section at a time. Synchronized is simpler because lock acquisition and release are handled automatically. ReentrantLock provides more control, such as tryLock, timed lock acquisition, and interruptible locking. Both are reentrant, meaning the same thread can acquire the same lock multiple times.</w:t>
+      </w:r>
+    </w:p>
+    <w:p>
+      <w:pPr>
+        <w:numPr>
+          <w:ilvl w:val="0"/>
+          <w:numId w:val="0"/>
+        </w:numPr>
+        <w:outlineLvl w:val="9"/>
+        <w:rPr>
+          <w:rFonts w:hint="default"/>
+          <w:lang w:val="en-US"/>
+        </w:rPr>
+      </w:pPr>
+    </w:p>
+    <w:p>
+      <w:pPr>
+        <w:numPr>
+          <w:ilvl w:val="0"/>
+          <w:numId w:val="0"/>
+        </w:numPr>
+        <w:outlineLvl w:val="9"/>
+        <w:rPr>
+          <w:rFonts w:hint="default"/>
+          <w:lang w:val="en-US"/>
+        </w:rPr>
+      </w:pPr>
+    </w:p>
+    <w:p>
+      <w:pPr>
+        <w:numPr>
+          <w:ilvl w:val="0"/>
+          <w:numId w:val="5"/>
+        </w:numPr>
+        <w:outlineLvl w:val="9"/>
+        <w:rPr>
+          <w:rFonts w:hint="default"/>
+          <w:lang w:val="en-US"/>
+        </w:rPr>
+      </w:pPr>
+      <w:r>
+        <w:rPr>
+          <w:rFonts w:hint="default"/>
+          <w:lang w:val="en-US"/>
+        </w:rPr>
+        <w:t>How to response-time in Spring Boot REST API?</w:t>
+      </w:r>
+    </w:p>
+    <w:p>
+      <w:pPr>
+        <w:numPr>
+          <w:ilvl w:val="0"/>
+          <w:numId w:val="5"/>
+        </w:numPr>
+        <w:outlineLvl w:val="9"/>
+        <w:rPr>
+          <w:rFonts w:hint="default"/>
+          <w:lang w:val="en-US"/>
+        </w:rPr>
+      </w:pPr>
+      <w:r>
+        <w:rPr>
+          <w:rFonts w:hint="default"/>
+          <w:lang w:val="en-US"/>
+        </w:rPr>
+        <w:t>How to check JPA logs?</w:t>
+      </w:r>
+    </w:p>
+    <w:p>
+      <w:pPr>
+        <w:numPr>
+          <w:ilvl w:val="0"/>
+          <w:numId w:val="5"/>
+        </w:numPr>
+        <w:outlineLvl w:val="9"/>
+        <w:rPr>
+          <w:rFonts w:hint="default"/>
+          <w:lang w:val="en-US"/>
+        </w:rPr>
+      </w:pPr>
+      <w:r>
+        <w:rPr>
+          <w:rFonts w:hint="default"/>
+          <w:lang w:val="en-US"/>
+        </w:rPr>
+        <w:t>How to use AI for code review?</w:t>
+      </w:r>
+    </w:p>
+    <w:p>
+      <w:pPr>
+        <w:numPr>
+          <w:ilvl w:val="0"/>
+          <w:numId w:val="5"/>
+        </w:numPr>
+        <w:outlineLvl w:val="9"/>
+        <w:rPr>
+          <w:rFonts w:hint="default"/>
+          <w:lang w:val="en-US"/>
+        </w:rPr>
+      </w:pPr>
+      <w:r>
+        <w:rPr>
+          <w:rFonts w:hint="default"/>
+          <w:lang w:val="en-US"/>
+        </w:rPr>
+        <w:t>Difference b/w @component and @Service</w:t>
+      </w:r>
+    </w:p>
+    <w:p>
+      <w:pPr>
+        <w:numPr>
+          <w:numId w:val="0"/>
+        </w:numPr>
+        <w:outlineLvl w:val="9"/>
+        <w:rPr>
+          <w:rFonts w:hint="default"/>
+          <w:lang w:val="en-US"/>
+        </w:rPr>
+      </w:pPr>
+    </w:p>
+    <w:p>
+      <w:pPr>
+        <w:numPr>
+          <w:numId w:val="0"/>
+        </w:numPr>
+        <w:outlineLvl w:val="9"/>
+        <w:rPr>
+          <w:rFonts w:hint="default"/>
+          <w:lang w:val="en-US"/>
+        </w:rPr>
+      </w:pPr>
+    </w:p>
+    <w:p>
+      <w:pPr>
+        <w:numPr>
+          <w:numId w:val="0"/>
+        </w:numPr>
+        <w:outlineLvl w:val="9"/>
+        <w:rPr>
+          <w:rFonts w:hint="default"/>
+          <w:lang w:val="en-US"/>
+        </w:rPr>
+      </w:pPr>
+      <w:r>
+        <w:rPr>
+          <w:rFonts w:hint="default"/>
+          <w:lang w:val="en-US"/>
+        </w:rPr>
+        <w:t>What happened internally if use @transactional annotation?</w:t>
       </w:r>
       <w:bookmarkStart w:id="0" w:name="_GoBack"/>
       <w:bookmarkEnd w:id="0"/>
@@ -26655,8 +26816,7 @@
     <w:p>
       <w:pPr>
         <w:numPr>
-          <w:ilvl w:val="0"/>
-          <w:numId w:val="4"/>
+          <w:numId w:val="0"/>
         </w:numPr>
         <w:outlineLvl w:val="9"/>
         <w:rPr>
@@ -26664,6 +26824,32 @@
           <w:lang w:val="en-US"/>
         </w:rPr>
       </w:pPr>
+      <w:r>
+        <w:rPr>
+          <w:rFonts w:hint="default"/>
+          <w:lang w:val="en-US"/>
+        </w:rPr>
+        <w:t>How proxy woks in @transactional annotatioon?</w:t>
+      </w:r>
+    </w:p>
+    <w:p>
+      <w:pPr>
+        <w:numPr>
+          <w:numId w:val="0"/>
+        </w:numPr>
+        <w:outlineLvl w:val="9"/>
+        <w:rPr>
+          <w:rFonts w:hint="default"/>
+          <w:lang w:val="en-US"/>
+        </w:rPr>
+      </w:pPr>
+      <w:r>
+        <w:rPr>
+          <w:rFonts w:hint="default"/>
+          <w:lang w:val="en-US"/>
+        </w:rPr>
+        <w:t>What if we use @Async and @Transactional?</w:t>
+      </w:r>
     </w:p>
     <w:p>
       <w:pPr>
@@ -26827,6 +27013,18 @@
     </w:lvl>
   </w:abstractNum>
   <w:abstractNum w:abstractNumId="2">
+    <w:nsid w:val="D7E2DED1"/>
+    <w:multiLevelType w:val="singleLevel"/>
+    <w:tmpl w:val="D7E2DED1"/>
+    <w:lvl w:ilvl="0" w:tentative="0">
+      <w:start w:val="1"/>
+      <w:numFmt w:val="decimal"/>
+      <w:suff w:val="space"/>
+      <w:lvlText w:val="%1."/>
+      <w:lvlJc w:val="left"/>
+    </w:lvl>
+  </w:abstractNum>
+  <w:abstractNum w:abstractNumId="3">
     <w:nsid w:val="04CFAF25"/>
     <w:multiLevelType w:val="singleLevel"/>
     <w:tmpl w:val="04CFAF25"/>
@@ -26838,7 +27036,7 @@
       <w:lvlJc w:val="left"/>
     </w:lvl>
   </w:abstractNum>
-  <w:abstractNum w:abstractNumId="3">
+  <w:abstractNum w:abstractNumId="4">
     <w:nsid w:val="1935D8BE"/>
     <w:multiLevelType w:val="singleLevel"/>
     <w:tmpl w:val="1935D8BE"/>
@@ -26854,13 +27052,16 @@
     <w:abstractNumId w:val="0"/>
   </w:num>
   <w:num w:numId="2">
-    <w:abstractNumId w:val="3"/>
+    <w:abstractNumId w:val="4"/>
   </w:num>
   <w:num w:numId="3">
-    <w:abstractNumId w:val="2"/>
+    <w:abstractNumId w:val="3"/>
   </w:num>
   <w:num w:numId="4">
     <w:abstractNumId w:val="1"/>
+  </w:num>
+  <w:num w:numId="5">
+    <w:abstractNumId w:val="2"/>
   </w:num>
 </w:numbering>
 </file>
